--- a/Coding 1 - year/Unit 4 - Loops and Iteration/Daily Lesson Plans/Word/Day 86.docx
+++ b/Coding 1 - year/Unit 4 - Loops and Iteration/Daily Lesson Plans/Word/Day 86.docx
@@ -50,12 +50,15 @@
               </w:rPr>
               <w:t xml:space="preserve">Coding I — Full Year</w:t>
             </w:r>
-          </w:p>
-          <w:p>
-            <w:pPr>
-              <w:spacing w:before="40"/>
-              <w:jc w:val="center"/>
-            </w:pPr>
+            <w:r>
+              <w:rPr>
+                <w:rFonts w:ascii="Arial" w:cs="Arial" w:eastAsia="Arial" w:hAnsi="Arial"/>
+                <w:sz w:val="16"/>
+                <w:szCs w:val="16"/>
+              </w:rPr>
+              <w:br/>
+              <w:t xml:space="preserve"/>
+            </w:r>
             <w:r>
               <w:rPr>
                 <w:rFonts w:ascii="Arial" w:cs="Arial" w:eastAsia="Arial" w:hAnsi="Arial"/>
@@ -83,7 +86,7 @@
           <w:rFonts w:ascii="Arial" w:cs="Arial" w:eastAsia="Arial" w:hAnsi="Arial"/>
           <w:b/>
           <w:bCs/>
-          <w:color w:val="1F3864"/>
+          <w:color w:val="2B5797"/>
           <w:sz w:val="32"/>
           <w:szCs w:val="32"/>
         </w:rPr>
@@ -261,9 +264,9 @@
               <w:right w:val="single" w:color="CCCCCC" w:sz="1"/>
             </w:tcBorders>
             <w:tcMar>
-              <w:top w:type="dxa" w:w="60"/>
+              <w:top w:type="dxa" w:w="80"/>
               <w:left w:type="dxa" w:w="120"/>
-              <w:bottom w:type="dxa" w:w="60"/>
+              <w:bottom w:type="dxa" w:w="80"/>
               <w:right w:type="dxa" w:w="120"/>
             </w:tcMar>
           </w:tcPr>
@@ -290,20 +293,213 @@
               <w:right w:val="single" w:color="CCCCCC" w:sz="1"/>
             </w:tcBorders>
             <w:tcMar>
-              <w:top w:type="dxa" w:w="60"/>
+              <w:top w:type="dxa" w:w="80"/>
               <w:left w:type="dxa" w:w="120"/>
-              <w:bottom w:type="dxa" w:w="60"/>
+              <w:bottom w:type="dxa" w:w="80"/>
               <w:right w:type="dxa" w:w="120"/>
             </w:tcMar>
           </w:tcPr>
           <w:p>
-            <w:r>
-              <w:rPr>
-                <w:rFonts w:ascii="Arial" w:cs="Arial" w:eastAsia="Arial" w:hAnsi="Arial"/>
-                <w:sz w:val="20"/>
-                <w:szCs w:val="20"/>
+            <w:pPr>
+              <w:spacing w:after="80" w:before="80"/>
+            </w:pPr>
+            <w:r>
+              <w:rPr>
+                <w:rFonts w:ascii="Arial" w:cs="Arial" w:eastAsia="Arial" w:hAnsi="Arial"/>
+                <w:b/>
+                <w:bCs/>
+                <w:i w:val="false"/>
+                <w:iCs w:val="false"/>
+                <w:color w:val="000000"/>
+                <w:sz w:val="22"/>
+                <w:szCs w:val="22"/>
               </w:rPr>
               <w:t xml:space="preserve">Bell Ringer / Review</w:t>
+            </w:r>
+            <w:r>
+              <w:rPr>
+                <w:rFonts w:ascii="Arial" w:cs="Arial" w:eastAsia="Arial" w:hAnsi="Arial"/>
+                <w:sz w:val="20"/>
+                <w:szCs w:val="20"/>
+              </w:rPr>
+              <w:br/>
+              <w:t xml:space="preserve"/>
+            </w:r>
+            <w:r>
+              <w:rPr>
+                <w:rFonts w:ascii="Arial" w:cs="Arial" w:eastAsia="Arial" w:hAnsi="Arial"/>
+                <w:sz w:val="20"/>
+                <w:szCs w:val="20"/>
+              </w:rPr>
+              <w:br/>
+              <w:t xml:space="preserve"/>
+            </w:r>
+            <w:r>
+              <w:rPr>
+                <w:rFonts w:ascii="Arial" w:cs="Arial" w:eastAsia="Arial" w:hAnsi="Arial"/>
+                <w:b/>
+                <w:bCs/>
+                <w:i w:val="false"/>
+                <w:iCs w:val="false"/>
+                <w:color w:val="000000"/>
+                <w:sz w:val="20"/>
+                <w:szCs w:val="20"/>
+              </w:rPr>
+              <w:t xml:space="preserve">Quick Write </w:t>
+            </w:r>
+            <w:r>
+              <w:rPr>
+                <w:rFonts w:ascii="Arial" w:cs="Arial" w:eastAsia="Arial" w:hAnsi="Arial"/>
+                <w:b w:val="false"/>
+                <w:bCs w:val="false"/>
+                <w:i w:val="false"/>
+                <w:iCs w:val="false"/>
+                <w:color w:val="000000"/>
+                <w:sz w:val="20"/>
+                <w:szCs w:val="20"/>
+              </w:rPr>
+              <w:t xml:space="preserve">(3 min — written or verbal):</w:t>
+            </w:r>
+            <w:r>
+              <w:rPr>
+                <w:rFonts w:ascii="Arial" w:cs="Arial" w:eastAsia="Arial" w:hAnsi="Arial"/>
+                <w:sz w:val="20"/>
+                <w:szCs w:val="20"/>
+              </w:rPr>
+              <w:br/>
+              <w:t xml:space="preserve"/>
+            </w:r>
+            <w:r>
+              <w:rPr>
+                <w:rFonts w:ascii="Arial" w:cs="Arial" w:eastAsia="Arial" w:hAnsi="Arial"/>
+                <w:b w:val="false"/>
+                <w:bCs w:val="false"/>
+                <w:i w:val="false"/>
+                <w:iCs w:val="false"/>
+                <w:color w:val="000000"/>
+                <w:sz w:val="20"/>
+                <w:szCs w:val="20"/>
+              </w:rPr>
+              <w:t xml:space="preserve">    What do you already know about how to create lists, access elements by index, and determine list length using len()?</w:t>
+            </w:r>
+            <w:r>
+              <w:rPr>
+                <w:rFonts w:ascii="Arial" w:cs="Arial" w:eastAsia="Arial" w:hAnsi="Arial"/>
+                <w:sz w:val="20"/>
+                <w:szCs w:val="20"/>
+              </w:rPr>
+              <w:br/>
+              <w:t xml:space="preserve"/>
+            </w:r>
+            <w:r>
+              <w:rPr>
+                <w:rFonts w:ascii="Arial" w:cs="Arial" w:eastAsia="Arial" w:hAnsi="Arial"/>
+                <w:sz w:val="20"/>
+                <w:szCs w:val="20"/>
+              </w:rPr>
+              <w:br/>
+              <w:t xml:space="preserve"/>
+            </w:r>
+            <w:r>
+              <w:rPr>
+                <w:rFonts w:ascii="Arial" w:cs="Arial" w:eastAsia="Arial" w:hAnsi="Arial"/>
+                <w:b/>
+                <w:bCs/>
+                <w:i w:val="false"/>
+                <w:iCs w:val="false"/>
+                <w:color w:val="000000"/>
+                <w:sz w:val="20"/>
+                <w:szCs w:val="20"/>
+              </w:rPr>
+              <w:t xml:space="preserve">Vocabulary Preview — </w:t>
+            </w:r>
+            <w:r>
+              <w:rPr>
+                <w:rFonts w:ascii="Arial" w:cs="Arial" w:eastAsia="Arial" w:hAnsi="Arial"/>
+                <w:b w:val="false"/>
+                <w:bCs w:val="false"/>
+                <w:i w:val="false"/>
+                <w:iCs w:val="false"/>
+                <w:color w:val="000000"/>
+                <w:sz w:val="20"/>
+                <w:szCs w:val="20"/>
+              </w:rPr>
+              <w:t xml:space="preserve">terms we'll use today:</w:t>
+            </w:r>
+            <w:r>
+              <w:rPr>
+                <w:rFonts w:ascii="Arial" w:cs="Arial" w:eastAsia="Arial" w:hAnsi="Arial"/>
+                <w:sz w:val="20"/>
+                <w:szCs w:val="20"/>
+              </w:rPr>
+              <w:br/>
+              <w:t xml:space="preserve"/>
+            </w:r>
+            <w:r>
+              <w:rPr>
+                <w:rFonts w:ascii="Arial" w:cs="Arial" w:eastAsia="Arial" w:hAnsi="Arial"/>
+                <w:b w:val="false"/>
+                <w:bCs w:val="false"/>
+                <w:i w:val="false"/>
+                <w:iCs w:val="false"/>
+                <w:color w:val="000000"/>
+                <w:sz w:val="20"/>
+                <w:szCs w:val="20"/>
+              </w:rPr>
+              <w:t xml:space="preserve">    • list   •   Creating a list   •   Indexing   •   Negative indexing   •   Length   •   Slicing</w:t>
+            </w:r>
+            <w:r>
+              <w:rPr>
+                <w:rFonts w:ascii="Arial" w:cs="Arial" w:eastAsia="Arial" w:hAnsi="Arial"/>
+                <w:sz w:val="20"/>
+                <w:szCs w:val="20"/>
+              </w:rPr>
+              <w:br/>
+              <w:t xml:space="preserve"/>
+            </w:r>
+            <w:r>
+              <w:rPr>
+                <w:rFonts w:ascii="Arial" w:cs="Arial" w:eastAsia="Arial" w:hAnsi="Arial"/>
+                <w:sz w:val="20"/>
+                <w:szCs w:val="20"/>
+              </w:rPr>
+              <w:br/>
+              <w:t xml:space="preserve"/>
+            </w:r>
+            <w:r>
+              <w:rPr>
+                <w:rFonts w:ascii="Arial" w:cs="Arial" w:eastAsia="Arial" w:hAnsi="Arial"/>
+                <w:b w:val="false"/>
+                <w:bCs w:val="false"/>
+                <w:i/>
+                <w:iCs/>
+                <w:color w:val="444444"/>
+                <w:sz w:val="20"/>
+                <w:szCs w:val="20"/>
+              </w:rPr>
+              <w:t xml:space="preserve">Today's Goal: By the end of class you will be able to create lists, access elements by index, and determine list length using len().</w:t>
+            </w:r>
+            <w:r>
+              <w:rPr>
+                <w:rFonts w:ascii="Arial" w:cs="Arial" w:eastAsia="Arial" w:hAnsi="Arial"/>
+                <w:sz w:val="20"/>
+                <w:szCs w:val="20"/>
+              </w:rPr>
+              <w:br/>
+              <w:t xml:space="preserve"/>
+            </w:r>
+            <w:r>
+              <w:rPr>
+                <w:rFonts w:ascii="Arial" w:cs="Arial" w:eastAsia="Arial" w:hAnsi="Arial"/>
+                <w:b w:val="false"/>
+                <w:bCs w:val="false"/>
+                <w:i/>
+                <w:iCs/>
+                <w:color w:val="555555"/>
+                <w:sz w:val="20"/>
+                <w:szCs w:val="20"/>
+              </w:rPr>
+              <w:t xml:space="preserve">→ Pair-share your response, then 2–3 students share with the class.</w:t>
             </w:r>
           </w:p>
         </w:tc>
@@ -319,9 +515,9 @@
               <w:right w:val="single" w:color="CCCCCC" w:sz="1"/>
             </w:tcBorders>
             <w:tcMar>
-              <w:top w:type="dxa" w:w="60"/>
+              <w:top w:type="dxa" w:w="80"/>
               <w:left w:type="dxa" w:w="120"/>
-              <w:bottom w:type="dxa" w:w="60"/>
+              <w:bottom w:type="dxa" w:w="80"/>
               <w:right w:type="dxa" w:w="120"/>
             </w:tcMar>
           </w:tcPr>
@@ -348,20 +544,261 @@
               <w:right w:val="single" w:color="CCCCCC" w:sz="1"/>
             </w:tcBorders>
             <w:tcMar>
-              <w:top w:type="dxa" w:w="60"/>
+              <w:top w:type="dxa" w:w="80"/>
               <w:left w:type="dxa" w:w="120"/>
-              <w:bottom w:type="dxa" w:w="60"/>
+              <w:bottom w:type="dxa" w:w="80"/>
               <w:right w:type="dxa" w:w="120"/>
             </w:tcMar>
           </w:tcPr>
           <w:p>
-            <w:r>
-              <w:rPr>
-                <w:rFonts w:ascii="Arial" w:cs="Arial" w:eastAsia="Arial" w:hAnsi="Arial"/>
-                <w:sz w:val="20"/>
-                <w:szCs w:val="20"/>
-              </w:rPr>
-              <w:t xml:space="preserve">Mini Lesson: Lists Intro — Creating, Indexing, and Length</w:t>
+            <w:pPr>
+              <w:spacing w:after="80" w:before="80"/>
+            </w:pPr>
+            <w:r>
+              <w:rPr>
+                <w:rFonts w:ascii="Arial" w:cs="Arial" w:eastAsia="Arial" w:hAnsi="Arial"/>
+                <w:b/>
+                <w:bCs/>
+                <w:i w:val="false"/>
+                <w:iCs w:val="false"/>
+                <w:color w:val="000000"/>
+                <w:sz w:val="22"/>
+                <w:szCs w:val="22"/>
+              </w:rPr>
+              <w:t xml:space="preserve">Mini Lesson: </w:t>
+            </w:r>
+            <w:r>
+              <w:rPr>
+                <w:rFonts w:ascii="Arial" w:cs="Arial" w:eastAsia="Arial" w:hAnsi="Arial"/>
+                <w:b w:val="false"/>
+                <w:bCs w:val="false"/>
+                <w:i w:val="false"/>
+                <w:iCs w:val="false"/>
+                <w:color w:val="000000"/>
+                <w:sz w:val="22"/>
+                <w:szCs w:val="22"/>
+              </w:rPr>
+              <w:t xml:space="preserve">Lists Intro — Creating, Indexing, and Length</w:t>
+            </w:r>
+            <w:r>
+              <w:rPr>
+                <w:rFonts w:ascii="Arial" w:cs="Arial" w:eastAsia="Arial" w:hAnsi="Arial"/>
+                <w:sz w:val="20"/>
+                <w:szCs w:val="20"/>
+              </w:rPr>
+              <w:br/>
+              <w:t xml:space="preserve"/>
+            </w:r>
+            <w:r>
+              <w:rPr>
+                <w:rFonts w:ascii="Arial" w:cs="Arial" w:eastAsia="Arial" w:hAnsi="Arial"/>
+                <w:sz w:val="20"/>
+                <w:szCs w:val="20"/>
+              </w:rPr>
+              <w:br/>
+              <w:t xml:space="preserve"/>
+            </w:r>
+            <w:r>
+              <w:rPr>
+                <w:rFonts w:ascii="Arial" w:cs="Arial" w:eastAsia="Arial" w:hAnsi="Arial"/>
+                <w:b/>
+                <w:bCs/>
+                <w:i/>
+                <w:iCs/>
+                <w:color w:val="000000"/>
+                <w:sz w:val="20"/>
+                <w:szCs w:val="20"/>
+              </w:rPr>
+              <w:t xml:space="preserve">Learning Target: </w:t>
+            </w:r>
+            <w:r>
+              <w:rPr>
+                <w:rFonts w:ascii="Arial" w:cs="Arial" w:eastAsia="Arial" w:hAnsi="Arial"/>
+                <w:b w:val="false"/>
+                <w:bCs w:val="false"/>
+                <w:i/>
+                <w:iCs/>
+                <w:color w:val="333333"/>
+                <w:sz w:val="20"/>
+                <w:szCs w:val="20"/>
+              </w:rPr>
+              <w:t xml:space="preserve">I can create lists, access elements by index, and determine list length using len().</w:t>
+            </w:r>
+            <w:r>
+              <w:rPr>
+                <w:rFonts w:ascii="Arial" w:cs="Arial" w:eastAsia="Arial" w:hAnsi="Arial"/>
+                <w:sz w:val="20"/>
+                <w:szCs w:val="20"/>
+              </w:rPr>
+              <w:br/>
+              <w:t xml:space="preserve"/>
+            </w:r>
+            <w:r>
+              <w:rPr>
+                <w:rFonts w:ascii="Arial" w:cs="Arial" w:eastAsia="Arial" w:hAnsi="Arial"/>
+                <w:sz w:val="20"/>
+                <w:szCs w:val="20"/>
+              </w:rPr>
+              <w:br/>
+              <w:t xml:space="preserve"/>
+            </w:r>
+            <w:r>
+              <w:rPr>
+                <w:rFonts w:ascii="Arial" w:cs="Arial" w:eastAsia="Arial" w:hAnsi="Arial"/>
+                <w:b w:val="false"/>
+                <w:bCs w:val="false"/>
+                <w:i w:val="false"/>
+                <w:iCs w:val="false"/>
+                <w:color w:val="000000"/>
+                <w:sz w:val="20"/>
+                <w:szCs w:val="20"/>
+              </w:rPr>
+              <w:t xml:space="preserve">A list is a container that holds multiple values in a single variable. Lists are ordered, indexed starting at 0, and can be modified.</w:t>
+            </w:r>
+            <w:r>
+              <w:rPr>
+                <w:rFonts w:ascii="Arial" w:cs="Arial" w:eastAsia="Arial" w:hAnsi="Arial"/>
+                <w:sz w:val="20"/>
+                <w:szCs w:val="20"/>
+              </w:rPr>
+              <w:br/>
+              <w:t xml:space="preserve"/>
+            </w:r>
+            <w:r>
+              <w:rPr>
+                <w:rFonts w:ascii="Arial" w:cs="Arial" w:eastAsia="Arial" w:hAnsi="Arial"/>
+                <w:b w:val="false"/>
+                <w:bCs w:val="false"/>
+                <w:i w:val="false"/>
+                <w:iCs w:val="false"/>
+                <w:color w:val="000000"/>
+                <w:sz w:val="20"/>
+                <w:szCs w:val="20"/>
+              </w:rPr>
+              <w:t xml:space="preserve">Indexing: Access elements by position (0-based).</w:t>
+            </w:r>
+            <w:r>
+              <w:rPr>
+                <w:rFonts w:ascii="Arial" w:cs="Arial" w:eastAsia="Arial" w:hAnsi="Arial"/>
+                <w:sz w:val="20"/>
+                <w:szCs w:val="20"/>
+              </w:rPr>
+              <w:br/>
+              <w:t xml:space="preserve"/>
+            </w:r>
+            <w:r>
+              <w:rPr>
+                <w:rFonts w:ascii="Arial" w:cs="Arial" w:eastAsia="Arial" w:hAnsi="Arial"/>
+                <w:sz w:val="20"/>
+                <w:szCs w:val="20"/>
+              </w:rPr>
+              <w:br/>
+              <w:t xml:space="preserve"/>
+            </w:r>
+            <w:r>
+              <w:rPr>
+                <w:rFonts w:ascii="Arial" w:cs="Arial" w:eastAsia="Arial" w:hAnsi="Arial"/>
+                <w:b/>
+                <w:bCs/>
+                <w:i w:val="false"/>
+                <w:iCs w:val="false"/>
+                <w:color w:val="000000"/>
+                <w:sz w:val="20"/>
+                <w:szCs w:val="20"/>
+              </w:rPr>
+              <w:t xml:space="preserve">Vocabulary: </w:t>
+            </w:r>
+            <w:r>
+              <w:rPr>
+                <w:rFonts w:ascii="Arial" w:cs="Arial" w:eastAsia="Arial" w:hAnsi="Arial"/>
+                <w:b w:val="false"/>
+                <w:bCs w:val="false"/>
+                <w:i w:val="false"/>
+                <w:iCs w:val="false"/>
+                <w:color w:val="000000"/>
+                <w:sz w:val="20"/>
+                <w:szCs w:val="20"/>
+              </w:rPr>
+              <w:t xml:space="preserve">list, Creating a list, Indexing, Negative indexing, Length, Slicing</w:t>
+            </w:r>
+            <w:r>
+              <w:rPr>
+                <w:rFonts w:ascii="Arial" w:cs="Arial" w:eastAsia="Arial" w:hAnsi="Arial"/>
+                <w:sz w:val="20"/>
+                <w:szCs w:val="20"/>
+              </w:rPr>
+              <w:br/>
+              <w:t xml:space="preserve"/>
+            </w:r>
+            <w:r>
+              <w:rPr>
+                <w:rFonts w:ascii="Arial" w:cs="Arial" w:eastAsia="Arial" w:hAnsi="Arial"/>
+                <w:sz w:val="20"/>
+                <w:szCs w:val="20"/>
+              </w:rPr>
+              <w:br/>
+              <w:t xml:space="preserve"/>
+            </w:r>
+            <w:r>
+              <w:rPr>
+                <w:rFonts w:ascii="Arial" w:cs="Arial" w:eastAsia="Arial" w:hAnsi="Arial"/>
+                <w:b/>
+                <w:bCs/>
+                <w:i/>
+                <w:iCs/>
+                <w:color w:val="555555"/>
+                <w:sz w:val="20"/>
+                <w:szCs w:val="20"/>
+              </w:rPr>
+              <w:t xml:space="preserve">→ Live Demo — </w:t>
+            </w:r>
+            <w:r>
+              <w:rPr>
+                <w:rFonts w:ascii="Arial" w:cs="Arial" w:eastAsia="Arial" w:hAnsi="Arial"/>
+                <w:b w:val="false"/>
+                <w:bCs w:val="false"/>
+                <w:i/>
+                <w:iCs/>
+                <w:color w:val="555555"/>
+                <w:sz w:val="20"/>
+                <w:szCs w:val="20"/>
+              </w:rPr>
+              <w:t xml:space="preserve">type examples as students follow along in their own editor.</w:t>
+            </w:r>
+            <w:r>
+              <w:rPr>
+                <w:rFonts w:ascii="Arial" w:cs="Arial" w:eastAsia="Arial" w:hAnsi="Arial"/>
+                <w:sz w:val="20"/>
+                <w:szCs w:val="20"/>
+              </w:rPr>
+              <w:br/>
+              <w:t xml:space="preserve"/>
+            </w:r>
+            <w:r>
+              <w:rPr>
+                <w:rFonts w:ascii="Arial" w:cs="Arial" w:eastAsia="Arial" w:hAnsi="Arial"/>
+                <w:b/>
+                <w:bCs/>
+                <w:i/>
+                <w:iCs/>
+                <w:color w:val="555555"/>
+                <w:sz w:val="20"/>
+                <w:szCs w:val="20"/>
+              </w:rPr>
+              <w:t xml:space="preserve">→ Check for Understanding: </w:t>
+            </w:r>
+            <w:r>
+              <w:rPr>
+                <w:rFonts w:ascii="Arial" w:cs="Arial" w:eastAsia="Arial" w:hAnsi="Arial"/>
+                <w:b w:val="false"/>
+                <w:bCs w:val="false"/>
+                <w:i/>
+                <w:iCs/>
+                <w:color w:val="555555"/>
+                <w:sz w:val="20"/>
+                <w:szCs w:val="20"/>
+              </w:rPr>
+              <w:t xml:space="preserve">pause and cold-call: “Can someone explain what we just did in their own words?”</w:t>
             </w:r>
           </w:p>
         </w:tc>
@@ -377,9 +814,9 @@
               <w:right w:val="single" w:color="CCCCCC" w:sz="1"/>
             </w:tcBorders>
             <w:tcMar>
-              <w:top w:type="dxa" w:w="60"/>
+              <w:top w:type="dxa" w:w="80"/>
               <w:left w:type="dxa" w:w="120"/>
-              <w:bottom w:type="dxa" w:w="60"/>
+              <w:bottom w:type="dxa" w:w="80"/>
               <w:right w:type="dxa" w:w="120"/>
             </w:tcMar>
           </w:tcPr>
@@ -406,20 +843,90 @@
               <w:right w:val="single" w:color="CCCCCC" w:sz="1"/>
             </w:tcBorders>
             <w:tcMar>
-              <w:top w:type="dxa" w:w="60"/>
+              <w:top w:type="dxa" w:w="80"/>
               <w:left w:type="dxa" w:w="120"/>
-              <w:bottom w:type="dxa" w:w="60"/>
+              <w:bottom w:type="dxa" w:w="80"/>
               <w:right w:type="dxa" w:w="120"/>
             </w:tcMar>
           </w:tcPr>
           <w:p>
-            <w:r>
-              <w:rPr>
-                <w:rFonts w:ascii="Arial" w:cs="Arial" w:eastAsia="Arial" w:hAnsi="Arial"/>
-                <w:sz w:val="20"/>
-                <w:szCs w:val="20"/>
+            <w:pPr>
+              <w:spacing w:after="80" w:before="80"/>
+            </w:pPr>
+            <w:r>
+              <w:rPr>
+                <w:rFonts w:ascii="Arial" w:cs="Arial" w:eastAsia="Arial" w:hAnsi="Arial"/>
+                <w:b/>
+                <w:bCs/>
+                <w:i w:val="false"/>
+                <w:iCs w:val="false"/>
+                <w:color w:val="000000"/>
+                <w:sz w:val="22"/>
+                <w:szCs w:val="22"/>
               </w:rPr>
               <w:t xml:space="preserve">Guided Practice</w:t>
+            </w:r>
+            <w:r>
+              <w:rPr>
+                <w:rFonts w:ascii="Arial" w:cs="Arial" w:eastAsia="Arial" w:hAnsi="Arial"/>
+                <w:sz w:val="20"/>
+                <w:szCs w:val="20"/>
+              </w:rPr>
+              <w:br/>
+              <w:t xml:space="preserve"/>
+            </w:r>
+            <w:r>
+              <w:rPr>
+                <w:rFonts w:ascii="Arial" w:cs="Arial" w:eastAsia="Arial" w:hAnsi="Arial"/>
+                <w:sz w:val="20"/>
+                <w:szCs w:val="20"/>
+              </w:rPr>
+              <w:br/>
+              <w:t xml:space="preserve"/>
+            </w:r>
+            <w:r>
+              <w:rPr>
+                <w:rFonts w:ascii="Arial" w:cs="Arial" w:eastAsia="Arial" w:hAnsi="Arial"/>
+                <w:b w:val="false"/>
+                <w:bCs w:val="false"/>
+                <w:i w:val="false"/>
+                <w:iCs w:val="false"/>
+                <w:color w:val="000000"/>
+                <w:sz w:val="20"/>
+                <w:szCs w:val="20"/>
+              </w:rPr>
+              <w:t xml:space="preserve">1. Create a list of 5 favorite movies (or books, games, etc.)</w:t>
+            </w:r>
+            <w:r>
+              <w:rPr>
+                <w:rFonts w:ascii="Arial" w:cs="Arial" w:eastAsia="Arial" w:hAnsi="Arial"/>
+                <w:sz w:val="20"/>
+                <w:szCs w:val="20"/>
+              </w:rPr>
+              <w:br/>
+              <w:t xml:space="preserve"/>
+            </w:r>
+            <w:r>
+              <w:rPr>
+                <w:rFonts w:ascii="Arial" w:cs="Arial" w:eastAsia="Arial" w:hAnsi="Arial"/>
+                <w:sz w:val="20"/>
+                <w:szCs w:val="20"/>
+              </w:rPr>
+              <w:br/>
+              <w:t xml:space="preserve"/>
+            </w:r>
+            <w:r>
+              <w:rPr>
+                <w:rFonts w:ascii="Arial" w:cs="Arial" w:eastAsia="Arial" w:hAnsi="Arial"/>
+                <w:b w:val="false"/>
+                <w:bCs w:val="false"/>
+                <w:i/>
+                <w:iCs/>
+                <w:color w:val="555555"/>
+                <w:sz w:val="20"/>
+                <w:szCs w:val="20"/>
+              </w:rPr>
+              <w:t xml:space="preserve">→ Teacher models — students try alongside, then compare results.</w:t>
             </w:r>
           </w:p>
         </w:tc>
@@ -435,9 +942,9 @@
               <w:right w:val="single" w:color="CCCCCC" w:sz="1"/>
             </w:tcBorders>
             <w:tcMar>
-              <w:top w:type="dxa" w:w="60"/>
+              <w:top w:type="dxa" w:w="80"/>
               <w:left w:type="dxa" w:w="120"/>
-              <w:bottom w:type="dxa" w:w="60"/>
+              <w:bottom w:type="dxa" w:w="80"/>
               <w:right w:type="dxa" w:w="120"/>
             </w:tcMar>
           </w:tcPr>
@@ -450,7 +957,7 @@
                 <w:sz w:val="20"/>
                 <w:szCs w:val="20"/>
               </w:rPr>
-              <w:t xml:space="preserve">15-20 min</w:t>
+              <w:t xml:space="preserve">15–20 min</w:t>
             </w:r>
           </w:p>
         </w:tc>
@@ -464,20 +971,164 @@
               <w:right w:val="single" w:color="CCCCCC" w:sz="1"/>
             </w:tcBorders>
             <w:tcMar>
-              <w:top w:type="dxa" w:w="60"/>
+              <w:top w:type="dxa" w:w="80"/>
               <w:left w:type="dxa" w:w="120"/>
-              <w:bottom w:type="dxa" w:w="60"/>
+              <w:bottom w:type="dxa" w:w="80"/>
               <w:right w:type="dxa" w:w="120"/>
             </w:tcMar>
           </w:tcPr>
           <w:p>
-            <w:r>
-              <w:rPr>
-                <w:rFonts w:ascii="Arial" w:cs="Arial" w:eastAsia="Arial" w:hAnsi="Arial"/>
-                <w:sz w:val="20"/>
-                <w:szCs w:val="20"/>
+            <w:pPr>
+              <w:spacing w:after="80" w:before="80"/>
+            </w:pPr>
+            <w:r>
+              <w:rPr>
+                <w:rFonts w:ascii="Arial" w:cs="Arial" w:eastAsia="Arial" w:hAnsi="Arial"/>
+                <w:b/>
+                <w:bCs/>
+                <w:i w:val="false"/>
+                <w:iCs w:val="false"/>
+                <w:color w:val="000000"/>
+                <w:sz w:val="22"/>
+                <w:szCs w:val="22"/>
               </w:rPr>
               <w:t xml:space="preserve">Independent Practice / Code Along</w:t>
+            </w:r>
+            <w:r>
+              <w:rPr>
+                <w:rFonts w:ascii="Arial" w:cs="Arial" w:eastAsia="Arial" w:hAnsi="Arial"/>
+                <w:sz w:val="20"/>
+                <w:szCs w:val="20"/>
+              </w:rPr>
+              <w:br/>
+              <w:t xml:space="preserve"/>
+            </w:r>
+            <w:r>
+              <w:rPr>
+                <w:rFonts w:ascii="Arial" w:cs="Arial" w:eastAsia="Arial" w:hAnsi="Arial"/>
+                <w:b/>
+                <w:bCs/>
+                <w:i w:val="false"/>
+                <w:iCs w:val="false"/>
+                <w:color w:val="000000"/>
+                <w:sz w:val="20"/>
+                <w:szCs w:val="20"/>
+              </w:rPr>
+              <w:t xml:space="preserve">    Beginner: </w:t>
+            </w:r>
+            <w:r>
+              <w:rPr>
+                <w:rFonts w:ascii="Arial" w:cs="Arial" w:eastAsia="Arial" w:hAnsi="Arial"/>
+                <w:b w:val="false"/>
+                <w:bCs w:val="false"/>
+                <w:i w:val="false"/>
+                <w:iCs w:val="false"/>
+                <w:color w:val="000000"/>
+                <w:sz w:val="20"/>
+                <w:szCs w:val="20"/>
+              </w:rPr>
+              <w:t xml:space="preserve">Create a list of 5 numbers and print: - The first element - The last element - The length - The middle element (if list has odd length)…</w:t>
+            </w:r>
+            <w:r>
+              <w:rPr>
+                <w:rFonts w:ascii="Arial" w:cs="Arial" w:eastAsia="Arial" w:hAnsi="Arial"/>
+                <w:sz w:val="20"/>
+                <w:szCs w:val="20"/>
+              </w:rPr>
+              <w:br/>
+              <w:t xml:space="preserve"/>
+            </w:r>
+            <w:r>
+              <w:rPr>
+                <w:rFonts w:ascii="Arial" w:cs="Arial" w:eastAsia="Arial" w:hAnsi="Arial"/>
+                <w:b/>
+                <w:bCs/>
+                <w:i w:val="false"/>
+                <w:iCs w:val="false"/>
+                <w:color w:val="000000"/>
+                <w:sz w:val="20"/>
+                <w:szCs w:val="20"/>
+              </w:rPr>
+              <w:t xml:space="preserve">    Intermediate: </w:t>
+            </w:r>
+            <w:r>
+              <w:rPr>
+                <w:rFonts w:ascii="Arial" w:cs="Arial" w:eastAsia="Arial" w:hAnsi="Arial"/>
+                <w:b w:val="false"/>
+                <w:bCs w:val="false"/>
+                <w:i w:val="false"/>
+                <w:iCs w:val="false"/>
+                <w:color w:val="000000"/>
+                <w:sz w:val="20"/>
+                <w:szCs w:val="20"/>
+              </w:rPr>
+              <w:t xml:space="preserve">Create a list of names. Ask the user for an index, then print the name at that position. Include error handling (check if index is valid).…</w:t>
+            </w:r>
+            <w:r>
+              <w:rPr>
+                <w:rFonts w:ascii="Arial" w:cs="Arial" w:eastAsia="Arial" w:hAnsi="Arial"/>
+                <w:sz w:val="20"/>
+                <w:szCs w:val="20"/>
+              </w:rPr>
+              <w:br/>
+              <w:t xml:space="preserve"/>
+            </w:r>
+            <w:r>
+              <w:rPr>
+                <w:rFonts w:ascii="Arial" w:cs="Arial" w:eastAsia="Arial" w:hAnsi="Arial"/>
+                <w:b/>
+                <w:bCs/>
+                <w:i w:val="false"/>
+                <w:iCs w:val="false"/>
+                <w:color w:val="000000"/>
+                <w:sz w:val="20"/>
+                <w:szCs w:val="20"/>
+              </w:rPr>
+              <w:t xml:space="preserve">    Challenge: </w:t>
+            </w:r>
+            <w:r>
+              <w:rPr>
+                <w:rFonts w:ascii="Arial" w:cs="Arial" w:eastAsia="Arial" w:hAnsi="Arial"/>
+                <w:b w:val="false"/>
+                <w:bCs w:val="false"/>
+                <w:i w:val="false"/>
+                <w:iCs w:val="false"/>
+                <w:color w:val="000000"/>
+                <w:sz w:val="20"/>
+                <w:szCs w:val="20"/>
+              </w:rPr>
+              <w:t xml:space="preserve">Create a list of 10 numbers. Find and print: - The value at the middle index - All values in the first half - All values in the second half…</w:t>
+            </w:r>
+            <w:r>
+              <w:rPr>
+                <w:rFonts w:ascii="Arial" w:cs="Arial" w:eastAsia="Arial" w:hAnsi="Arial"/>
+                <w:sz w:val="20"/>
+                <w:szCs w:val="20"/>
+              </w:rPr>
+              <w:br/>
+              <w:t xml:space="preserve"/>
+            </w:r>
+            <w:r>
+              <w:rPr>
+                <w:rFonts w:ascii="Arial" w:cs="Arial" w:eastAsia="Arial" w:hAnsi="Arial"/>
+                <w:sz w:val="20"/>
+                <w:szCs w:val="20"/>
+              </w:rPr>
+              <w:br/>
+              <w:t xml:space="preserve"/>
+            </w:r>
+            <w:r>
+              <w:rPr>
+                <w:rFonts w:ascii="Arial" w:cs="Arial" w:eastAsia="Arial" w:hAnsi="Arial"/>
+                <w:b w:val="false"/>
+                <w:bCs w:val="false"/>
+                <w:i/>
+                <w:iCs/>
+                <w:color w:val="555555"/>
+                <w:sz w:val="20"/>
+                <w:szCs w:val="20"/>
+              </w:rPr>
+              <w:t xml:space="preserve">→ Teacher circulates — offer hints, check for understanding.</w:t>
             </w:r>
           </w:p>
         </w:tc>
@@ -493,9 +1144,9 @@
               <w:right w:val="single" w:color="CCCCCC" w:sz="1"/>
             </w:tcBorders>
             <w:tcMar>
-              <w:top w:type="dxa" w:w="60"/>
+              <w:top w:type="dxa" w:w="80"/>
               <w:left w:type="dxa" w:w="120"/>
-              <w:bottom w:type="dxa" w:w="60"/>
+              <w:bottom w:type="dxa" w:w="80"/>
               <w:right w:type="dxa" w:w="120"/>
             </w:tcMar>
           </w:tcPr>
@@ -522,20 +1173,90 @@
               <w:right w:val="single" w:color="CCCCCC" w:sz="1"/>
             </w:tcBorders>
             <w:tcMar>
-              <w:top w:type="dxa" w:w="60"/>
+              <w:top w:type="dxa" w:w="80"/>
               <w:left w:type="dxa" w:w="120"/>
-              <w:bottom w:type="dxa" w:w="60"/>
+              <w:bottom w:type="dxa" w:w="80"/>
               <w:right w:type="dxa" w:w="120"/>
             </w:tcMar>
           </w:tcPr>
           <w:p>
-            <w:r>
-              <w:rPr>
-                <w:rFonts w:ascii="Arial" w:cs="Arial" w:eastAsia="Arial" w:hAnsi="Arial"/>
-                <w:sz w:val="20"/>
-                <w:szCs w:val="20"/>
+            <w:pPr>
+              <w:spacing w:after="80" w:before="80"/>
+            </w:pPr>
+            <w:r>
+              <w:rPr>
+                <w:rFonts w:ascii="Arial" w:cs="Arial" w:eastAsia="Arial" w:hAnsi="Arial"/>
+                <w:b/>
+                <w:bCs/>
+                <w:i w:val="false"/>
+                <w:iCs w:val="false"/>
+                <w:color w:val="000000"/>
+                <w:sz w:val="22"/>
+                <w:szCs w:val="22"/>
               </w:rPr>
               <w:t xml:space="preserve">Exit Ticket / Wrap-Up</w:t>
+            </w:r>
+            <w:r>
+              <w:rPr>
+                <w:rFonts w:ascii="Arial" w:cs="Arial" w:eastAsia="Arial" w:hAnsi="Arial"/>
+                <w:sz w:val="20"/>
+                <w:szCs w:val="20"/>
+              </w:rPr>
+              <w:br/>
+              <w:t xml:space="preserve"/>
+            </w:r>
+            <w:r>
+              <w:rPr>
+                <w:rFonts w:ascii="Arial" w:cs="Arial" w:eastAsia="Arial" w:hAnsi="Arial"/>
+                <w:sz w:val="20"/>
+                <w:szCs w:val="20"/>
+              </w:rPr>
+              <w:br/>
+              <w:t xml:space="preserve"/>
+            </w:r>
+            <w:r>
+              <w:rPr>
+                <w:rFonts w:ascii="Arial" w:cs="Arial" w:eastAsia="Arial" w:hAnsi="Arial"/>
+                <w:b w:val="false"/>
+                <w:bCs w:val="false"/>
+                <w:i w:val="false"/>
+                <w:iCs w:val="false"/>
+                <w:color w:val="000000"/>
+                <w:sz w:val="20"/>
+                <w:szCs w:val="20"/>
+              </w:rPr>
+              <w:t xml:space="preserve">Quick Check: Create lists, access elements by index, and determine list length using len()?</w:t>
+            </w:r>
+            <w:r>
+              <w:rPr>
+                <w:rFonts w:ascii="Arial" w:cs="Arial" w:eastAsia="Arial" w:hAnsi="Arial"/>
+                <w:sz w:val="20"/>
+                <w:szCs w:val="20"/>
+              </w:rPr>
+              <w:br/>
+              <w:t xml:space="preserve"/>
+            </w:r>
+            <w:r>
+              <w:rPr>
+                <w:rFonts w:ascii="Arial" w:cs="Arial" w:eastAsia="Arial" w:hAnsi="Arial"/>
+                <w:sz w:val="20"/>
+                <w:szCs w:val="20"/>
+              </w:rPr>
+              <w:br/>
+              <w:t xml:space="preserve"/>
+            </w:r>
+            <w:r>
+              <w:rPr>
+                <w:rFonts w:ascii="Arial" w:cs="Arial" w:eastAsia="Arial" w:hAnsi="Arial"/>
+                <w:b w:val="false"/>
+                <w:bCs w:val="false"/>
+                <w:i/>
+                <w:iCs/>
+                <w:color w:val="555555"/>
+                <w:sz w:val="20"/>
+                <w:szCs w:val="20"/>
+              </w:rPr>
+              <w:t xml:space="preserve">→ 3–2–1: Name 3 things learned, 2 new vocab words, 1 question you still have.</w:t>
             </w:r>
           </w:p>
         </w:tc>
@@ -1056,19 +1777,6 @@
                 <w:sz w:val="18"/>
                 <w:szCs w:val="18"/>
               </w:rPr>
-              <w:t xml:space="preserve"># Example 1: Create and access a list</w:t>
-            </w:r>
-          </w:p>
-          <w:p>
-            <w:pPr>
-              <w:spacing w:after="20"/>
-            </w:pPr>
-            <w:r>
-              <w:rPr>
-                <w:rFonts w:ascii="Courier New" w:cs="Courier New" w:eastAsia="Courier New" w:hAnsi="Courier New"/>
-                <w:sz w:val="18"/>
-                <w:szCs w:val="18"/>
-              </w:rPr>
               <w:t xml:space="preserve">fruits = ["apple", "banana", "cherry", "date"]</w:t>
             </w:r>
           </w:p>
@@ -1134,7 +1842,7 @@
                 <w:sz w:val="18"/>
                 <w:szCs w:val="18"/>
               </w:rPr>
-              <w:t xml:space="preserve"># Example 2: Check if a value is in a list</w:t>
+              <w:t xml:space="preserve"> </w:t>
             </w:r>
           </w:p>
           <w:p>
@@ -1186,7 +1894,7 @@
                 <w:sz w:val="18"/>
                 <w:szCs w:val="18"/>
               </w:rPr>
-              <w:t xml:space="preserve"># Example 3: Create a list from input</w:t>
+              <w:t xml:space="preserve"> </w:t>
             </w:r>
           </w:p>
           <w:p>
@@ -1277,7 +1985,7 @@
                 <w:sz w:val="18"/>
                 <w:szCs w:val="18"/>
               </w:rPr>
-              <w:t xml:space="preserve"># Example 4: Loop through a list with index</w:t>
+              <w:t xml:space="preserve"> </w:t>
             </w:r>
           </w:p>
           <w:p>
@@ -1360,19 +2068,6 @@
               <w:t xml:space="preserve">numbers = [10, 20, 30, 40, 50]</w:t>
             </w:r>
           </w:p>
-          <w:p>
-            <w:pPr>
-              <w:spacing w:after="20"/>
-            </w:pPr>
-            <w:r>
-              <w:rPr>
-                <w:rFonts w:ascii="Courier New" w:cs="Courier New" w:eastAsia="Courier New" w:hAnsi="Courier New"/>
-                <w:sz w:val="18"/>
-                <w:szCs w:val="18"/>
-              </w:rPr>
-              <w:t xml:space="preserve"># Your code here</w:t>
-            </w:r>
-          </w:p>
         </w:tc>
       </w:tr>
     </w:tbl>
@@ -1424,19 +2119,6 @@
                 <w:sz w:val="18"/>
                 <w:szCs w:val="18"/>
               </w:rPr>
-              <w:t xml:space="preserve"># Problem 1 Example</w:t>
-            </w:r>
-          </w:p>
-          <w:p>
-            <w:pPr>
-              <w:spacing w:after="20"/>
-            </w:pPr>
-            <w:r>
-              <w:rPr>
-                <w:rFonts w:ascii="Courier New" w:cs="Courier New" w:eastAsia="Courier New" w:hAnsi="Courier New"/>
-                <w:sz w:val="18"/>
-                <w:szCs w:val="18"/>
-              </w:rPr>
               <w:t xml:space="preserve">numbers = [10, 20, 30, 40, 50]</w:t>
             </w:r>
           </w:p>
@@ -1528,7 +2210,7 @@
                 <w:sz w:val="18"/>
                 <w:szCs w:val="18"/>
               </w:rPr>
-              <w:t xml:space="preserve"># Problem 2 Example</w:t>
+              <w:t xml:space="preserve"> </w:t>
             </w:r>
           </w:p>
           <w:p>
@@ -1632,7 +2314,7 @@
                 <w:sz w:val="18"/>
                 <w:szCs w:val="18"/>
               </w:rPr>
-              <w:t xml:space="preserve"># Problem 3 Example</w:t>
+              <w:t xml:space="preserve"> </w:t>
             </w:r>
           </w:p>
           <w:p>

--- a/Coding 1 - year/Unit 4 - Loops and Iteration/Daily Lesson Plans/Word/Day 86.docx
+++ b/Coding 1 - year/Unit 4 - Loops and Iteration/Daily Lesson Plans/Word/Day 86.docx
@@ -380,7 +380,7 @@
                 <w:sz w:val="20"/>
                 <w:szCs w:val="20"/>
               </w:rPr>
-              <w:t xml:space="preserve">    What do you already know about how to create lists, access elements by index, and determine list length using len()?</w:t>
+              <w:t xml:space="preserve">    If you were going to create lists, access elements by index, and determine list length using len(), what pieces or steps would you need? Brainstorm a quick list.</w:t>
             </w:r>
             <w:r>
               <w:rPr>
@@ -477,7 +477,7 @@
                 <w:sz w:val="20"/>
                 <w:szCs w:val="20"/>
               </w:rPr>
-              <w:t xml:space="preserve">Today's Goal: By the end of class you will be able to create lists, access elements by index, and determine list length using len().</w:t>
+              <w:t xml:space="preserve">Today’s Goal: By the end of class you will be able to create lists, access elements by index, and determine list length using len().</w:t>
             </w:r>
             <w:r>
               <w:rPr>
@@ -1225,7 +1225,7 @@
                 <w:sz w:val="20"/>
                 <w:szCs w:val="20"/>
               </w:rPr>
-              <w:t xml:space="preserve">Quick Check: Create lists, access elements by index, and determine list length using len()?</w:t>
+              <w:t xml:space="preserve">What are the 2-3 most important steps when you create lists, access elements by index, and determine list length using len()? What could go wrong if you skip one?</w:t>
             </w:r>
             <w:r>
               <w:rPr>
